--- a/Science Books/QED Course/Lesson 62 Vacuum Polarization.docx
+++ b/Science Books/QED Course/Lesson 62 Vacuum Polarization.docx
@@ -351,6 +351,99 @@
     </w:p>
     <w:p>
       <w:pPr>
+        <w:spacing w:before="160" w:after="160"/>
+        <w:jc w:val="center"/>
+      </w:pPr>
+      <w:r>
+        <w:rPr>
+          <w:rFonts w:ascii="Consolas" w:hAnsi="Consolas" w:cs="Consolas" w:eastAsia="Consolas"/>
+          <w:sz w:val="20"/>
+        </w:rPr>
+        <w:t xml:space="preserve">         γ(q)</w:t>
+      </w:r>
+      <w:r>
+        <w:rPr>
+          <w:rFonts w:ascii="Consolas" w:hAnsi="Consolas" w:cs="Consolas" w:eastAsia="Consolas"/>
+          <w:sz w:val="20"/>
+        </w:rPr>
+        <w:br/>
+        <w:t xml:space="preserve">          |</w:t>
+      </w:r>
+      <w:r>
+        <w:rPr>
+          <w:rFonts w:ascii="Consolas" w:hAnsi="Consolas" w:cs="Consolas" w:eastAsia="Consolas"/>
+          <w:sz w:val="20"/>
+        </w:rPr>
+        <w:br/>
+        <w:t xml:space="preserve">          *</w:t>
+      </w:r>
+      <w:r>
+        <w:rPr>
+          <w:rFonts w:ascii="Consolas" w:hAnsi="Consolas" w:cs="Consolas" w:eastAsia="Consolas"/>
+          <w:sz w:val="20"/>
+        </w:rPr>
+        <w:br/>
+        <w:t xml:space="preserve">         / \</w:t>
+      </w:r>
+      <w:r>
+        <w:rPr>
+          <w:rFonts w:ascii="Consolas" w:hAnsi="Consolas" w:cs="Consolas" w:eastAsia="Consolas"/>
+          <w:sz w:val="20"/>
+        </w:rPr>
+        <w:br/>
+        <w:t xml:space="preserve">        /   \</w:t>
+      </w:r>
+      <w:r>
+        <w:rPr>
+          <w:rFonts w:ascii="Consolas" w:hAnsi="Consolas" w:cs="Consolas" w:eastAsia="Consolas"/>
+          <w:sz w:val="20"/>
+        </w:rPr>
+        <w:br/>
+        <w:t xml:space="preserve">       |     |   electron loop, momenta k and k−q</w:t>
+      </w:r>
+      <w:r>
+        <w:rPr>
+          <w:rFonts w:ascii="Consolas" w:hAnsi="Consolas" w:cs="Consolas" w:eastAsia="Consolas"/>
+          <w:sz w:val="20"/>
+        </w:rPr>
+        <w:br/>
+        <w:t xml:space="preserve">        \   /</w:t>
+      </w:r>
+      <w:r>
+        <w:rPr>
+          <w:rFonts w:ascii="Consolas" w:hAnsi="Consolas" w:cs="Consolas" w:eastAsia="Consolas"/>
+          <w:sz w:val="20"/>
+        </w:rPr>
+        <w:br/>
+        <w:t xml:space="preserve">         \ /</w:t>
+      </w:r>
+      <w:r>
+        <w:rPr>
+          <w:rFonts w:ascii="Consolas" w:hAnsi="Consolas" w:cs="Consolas" w:eastAsia="Consolas"/>
+          <w:sz w:val="20"/>
+        </w:rPr>
+        <w:br/>
+        <w:t xml:space="preserve">          *</w:t>
+      </w:r>
+      <w:r>
+        <w:rPr>
+          <w:rFonts w:ascii="Consolas" w:hAnsi="Consolas" w:cs="Consolas" w:eastAsia="Consolas"/>
+          <w:sz w:val="20"/>
+        </w:rPr>
+        <w:br/>
+        <w:t xml:space="preserve">          |</w:t>
+      </w:r>
+      <w:r>
+        <w:rPr>
+          <w:rFonts w:ascii="Consolas" w:hAnsi="Consolas" w:cs="Consolas" w:eastAsia="Consolas"/>
+          <w:sz w:val="20"/>
+        </w:rPr>
+        <w:br/>
+        <w:t xml:space="preserve">         γ(q)</w:t>
+      </w:r>
+    </w:p>
+    <w:p>
+      <w:pPr>
         <w:pStyle w:val="Heading2"/>
       </w:pPr>
       <w:r>
@@ -410,7 +503,247 @@
       <m:oMathPara>
         <m:oMath>
           <m:r>
-            <m:t xml:space="preserve">i Π^(μν)(q) = (−1) ∫ d⁴k/(2π)⁴ , Tr [ (ieγ^μ) , i(k̸+m)/(k²−m²+iε) , (ieγ^ν) , i((k̸−q̸)+m)/((k−q)²−m²+iε) ]</m:t>
+            <m:t xml:space="preserve">i</m:t>
+          </m:r>
+          <m:sSup>
+            <m:e>
+              <m:r>
+                <m:t xml:space="preserve">Π</m:t>
+              </m:r>
+            </m:e>
+            <m:sup>
+              <m:r>
+                <m:t xml:space="preserve">μν</m:t>
+              </m:r>
+            </m:sup>
+          </m:sSup>
+          <m:r>
+            <m:t xml:space="preserve">q</m:t>
+          </m:r>
+          <m:r>
+            <m:t xml:space="preserve">=</m:t>
+          </m:r>
+          <m:r>
+            <m:t xml:space="preserve">−</m:t>
+          </m:r>
+          <m:r>
+            <m:t xml:space="preserve">1</m:t>
+          </m:r>
+          <m:r>
+            <m:t xml:space="preserve">∫</m:t>
+          </m:r>
+          <m:sSup>
+            <m:e>
+              <m:r>
+                <m:t xml:space="preserve">d</m:t>
+              </m:r>
+            </m:e>
+            <m:sup>
+              <m:r>
+                <m:t xml:space="preserve">4</m:t>
+              </m:r>
+            </m:sup>
+          </m:sSup>
+          <m:f>
+            <m:num>
+              <m:r>
+                <m:t xml:space="preserve">k</m:t>
+              </m:r>
+            </m:num>
+            <m:den>
+              <m:sSup>
+                <m:e>
+                  <m:r>
+                    <m:t xml:space="preserve">2π</m:t>
+                  </m:r>
+                </m:e>
+                <m:sup>
+                  <m:r>
+                    <m:t xml:space="preserve">4</m:t>
+                  </m:r>
+                </m:sup>
+              </m:sSup>
+            </m:den>
+          </m:f>
+          <m:r>
+            <m:t xml:space="preserve">,</m:t>
+          </m:r>
+          <m:r>
+            <m:t xml:space="preserve">Tr</m:t>
+          </m:r>
+          <m:r>
+            <m:t xml:space="preserve">[</m:t>
+          </m:r>
+          <m:sSup>
+            <m:e>
+              <m:r>
+                <m:t xml:space="preserve">ieγ</m:t>
+              </m:r>
+            </m:e>
+            <m:sup>
+              <m:r>
+                <m:t xml:space="preserve">μ</m:t>
+              </m:r>
+            </m:sup>
+          </m:sSup>
+          <m:r>
+            <m:t xml:space="preserve">,</m:t>
+          </m:r>
+          <m:r>
+            <m:t xml:space="preserve">i</m:t>
+          </m:r>
+          <m:f>
+            <m:num>
+              <m:acc>
+                <m:accPr>
+                  <m:chr m:val="/"/>
+                </m:accPr>
+                <m:e>
+                  <m:r>
+                    <m:t xml:space="preserve">k</m:t>
+                  </m:r>
+                </m:e>
+              </m:acc>
+              <m:r>
+                <m:t xml:space="preserve">+</m:t>
+              </m:r>
+              <m:r>
+                <m:t xml:space="preserve">m</m:t>
+              </m:r>
+            </m:num>
+            <m:den>
+              <m:sSup>
+                <m:e>
+                  <m:r>
+                    <m:t xml:space="preserve">k</m:t>
+                  </m:r>
+                </m:e>
+                <m:sup>
+                  <m:r>
+                    <m:t xml:space="preserve">2</m:t>
+                  </m:r>
+                </m:sup>
+              </m:sSup>
+              <m:r>
+                <m:t xml:space="preserve">−</m:t>
+              </m:r>
+              <m:sSup>
+                <m:e>
+                  <m:r>
+                    <m:t xml:space="preserve">m</m:t>
+                  </m:r>
+                </m:e>
+                <m:sup>
+                  <m:r>
+                    <m:t xml:space="preserve">2</m:t>
+                  </m:r>
+                </m:sup>
+              </m:sSup>
+              <m:r>
+                <m:t xml:space="preserve">+</m:t>
+              </m:r>
+              <m:r>
+                <m:t xml:space="preserve">iε</m:t>
+              </m:r>
+            </m:den>
+          </m:f>
+          <m:r>
+            <m:t xml:space="preserve">,</m:t>
+          </m:r>
+          <m:sSup>
+            <m:e>
+              <m:r>
+                <m:t xml:space="preserve">ieγ</m:t>
+              </m:r>
+            </m:e>
+            <m:sup>
+              <m:r>
+                <m:t xml:space="preserve">ν</m:t>
+              </m:r>
+            </m:sup>
+          </m:sSup>
+          <m:r>
+            <m:t xml:space="preserve">,</m:t>
+          </m:r>
+          <m:r>
+            <m:t xml:space="preserve">i</m:t>
+          </m:r>
+          <m:f>
+            <m:num>
+              <m:acc>
+                <m:accPr>
+                  <m:chr m:val="/"/>
+                </m:accPr>
+                <m:e>
+                  <m:r>
+                    <m:t xml:space="preserve">k</m:t>
+                  </m:r>
+                </m:e>
+              </m:acc>
+              <m:r>
+                <m:t xml:space="preserve">−</m:t>
+              </m:r>
+              <m:acc>
+                <m:accPr>
+                  <m:chr m:val="/"/>
+                </m:accPr>
+                <m:e>
+                  <m:r>
+                    <m:t xml:space="preserve">q</m:t>
+                  </m:r>
+                </m:e>
+              </m:acc>
+              <m:r>
+                <m:t xml:space="preserve">+</m:t>
+              </m:r>
+              <m:r>
+                <m:t xml:space="preserve">m</m:t>
+              </m:r>
+            </m:num>
+            <m:den>
+              <m:sSup>
+                <m:e>
+                  <m:r>
+                    <m:t xml:space="preserve">k</m:t>
+                  </m:r>
+                  <m:r>
+                    <m:t xml:space="preserve">−</m:t>
+                  </m:r>
+                  <m:r>
+                    <m:t xml:space="preserve">q</m:t>
+                  </m:r>
+                </m:e>
+                <m:sup>
+                  <m:r>
+                    <m:t xml:space="preserve">2</m:t>
+                  </m:r>
+                </m:sup>
+              </m:sSup>
+              <m:r>
+                <m:t xml:space="preserve">−</m:t>
+              </m:r>
+              <m:sSup>
+                <m:e>
+                  <m:r>
+                    <m:t xml:space="preserve">m</m:t>
+                  </m:r>
+                </m:e>
+                <m:sup>
+                  <m:r>
+                    <m:t xml:space="preserve">2</m:t>
+                  </m:r>
+                </m:sup>
+              </m:sSup>
+              <m:r>
+                <m:t xml:space="preserve">+</m:t>
+              </m:r>
+              <m:r>
+                <m:t xml:space="preserve">iε</m:t>
+              </m:r>
+            </m:den>
+          </m:f>
+          <m:r>
+            <m:t xml:space="preserve">]</m:t>
           </m:r>
         </m:oMath>
       </m:oMathPara>
@@ -441,8 +774,230 @@
       <m:oMathPara>
         <m:oMath>
           <m:r>
-            <m:t xml:space="preserve">i Π^(μν)(q) = − e² ∫ d⁴k/(2π)⁴ , Tr[ γ^μ (k̸+m) γ^ν ((k̸−q̸)+m) ] / [ (k²−m²)(( k−q)²−m²) ]</m:t>
+            <m:t xml:space="preserve">i</m:t>
           </m:r>
+          <m:sSup>
+            <m:e>
+              <m:r>
+                <m:t xml:space="preserve">Π</m:t>
+              </m:r>
+            </m:e>
+            <m:sup>
+              <m:r>
+                <m:t xml:space="preserve">μν</m:t>
+              </m:r>
+            </m:sup>
+          </m:sSup>
+          <m:r>
+            <m:t xml:space="preserve">q</m:t>
+          </m:r>
+          <m:r>
+            <m:t xml:space="preserve">=</m:t>
+          </m:r>
+          <m:r>
+            <m:t xml:space="preserve">−</m:t>
+          </m:r>
+          <m:sSup>
+            <m:e>
+              <m:r>
+                <m:t xml:space="preserve">e</m:t>
+              </m:r>
+            </m:e>
+            <m:sup>
+              <m:r>
+                <m:t xml:space="preserve">2</m:t>
+              </m:r>
+            </m:sup>
+          </m:sSup>
+          <m:r>
+            <m:t xml:space="preserve">∫</m:t>
+          </m:r>
+          <m:sSup>
+            <m:e>
+              <m:r>
+                <m:t xml:space="preserve">d</m:t>
+              </m:r>
+            </m:e>
+            <m:sup>
+              <m:r>
+                <m:t xml:space="preserve">4</m:t>
+              </m:r>
+            </m:sup>
+          </m:sSup>
+          <m:f>
+            <m:num>
+              <m:r>
+                <m:t xml:space="preserve">k</m:t>
+              </m:r>
+            </m:num>
+            <m:den>
+              <m:sSup>
+                <m:e>
+                  <m:r>
+                    <m:t xml:space="preserve">2π</m:t>
+                  </m:r>
+                </m:e>
+                <m:sup>
+                  <m:r>
+                    <m:t xml:space="preserve">4</m:t>
+                  </m:r>
+                </m:sup>
+              </m:sSup>
+            </m:den>
+          </m:f>
+          <m:r>
+            <m:t xml:space="preserve">,</m:t>
+          </m:r>
+          <m:r>
+            <m:t xml:space="preserve">Tr</m:t>
+          </m:r>
+          <m:f>
+            <m:num>
+              <m:r>
+                <m:t xml:space="preserve">[</m:t>
+              </m:r>
+              <m:sSup>
+                <m:e>
+                  <m:r>
+                    <m:t xml:space="preserve">γ</m:t>
+                  </m:r>
+                </m:e>
+                <m:sup>
+                  <m:r>
+                    <m:t xml:space="preserve">μ</m:t>
+                  </m:r>
+                </m:sup>
+              </m:sSup>
+              <m:acc>
+                <m:accPr>
+                  <m:chr m:val="/"/>
+                </m:accPr>
+                <m:e>
+                  <m:r>
+                    <m:t xml:space="preserve">k</m:t>
+                  </m:r>
+                </m:e>
+              </m:acc>
+              <m:r>
+                <m:t xml:space="preserve">+</m:t>
+              </m:r>
+              <m:r>
+                <m:t xml:space="preserve">m</m:t>
+              </m:r>
+              <m:sSup>
+                <m:e>
+                  <m:r>
+                    <m:t xml:space="preserve">γ</m:t>
+                  </m:r>
+                </m:e>
+                <m:sup>
+                  <m:r>
+                    <m:t xml:space="preserve">ν</m:t>
+                  </m:r>
+                </m:sup>
+              </m:sSup>
+              <m:acc>
+                <m:accPr>
+                  <m:chr m:val="/"/>
+                </m:accPr>
+                <m:e>
+                  <m:r>
+                    <m:t xml:space="preserve">k</m:t>
+                  </m:r>
+                </m:e>
+              </m:acc>
+              <m:r>
+                <m:t xml:space="preserve">−</m:t>
+              </m:r>
+              <m:acc>
+                <m:accPr>
+                  <m:chr m:val="/"/>
+                </m:accPr>
+                <m:e>
+                  <m:r>
+                    <m:t xml:space="preserve">q</m:t>
+                  </m:r>
+                </m:e>
+              </m:acc>
+              <m:r>
+                <m:t xml:space="preserve">+</m:t>
+              </m:r>
+              <m:r>
+                <m:t xml:space="preserve">m</m:t>
+              </m:r>
+              <m:r>
+                <m:t xml:space="preserve">]</m:t>
+              </m:r>
+            </m:num>
+            <m:den>
+              <m:r>
+                <m:t xml:space="preserve">[</m:t>
+              </m:r>
+              <m:sSup>
+                <m:e>
+                  <m:r>
+                    <m:t xml:space="preserve">k</m:t>
+                  </m:r>
+                </m:e>
+                <m:sup>
+                  <m:r>
+                    <m:t xml:space="preserve">2</m:t>
+                  </m:r>
+                </m:sup>
+              </m:sSup>
+              <m:r>
+                <m:t xml:space="preserve">−</m:t>
+              </m:r>
+              <m:sSup>
+                <m:e>
+                  <m:r>
+                    <m:t xml:space="preserve">m</m:t>
+                  </m:r>
+                </m:e>
+                <m:sup>
+                  <m:r>
+                    <m:t xml:space="preserve">2</m:t>
+                  </m:r>
+                </m:sup>
+              </m:sSup>
+              <m:sSup>
+                <m:e>
+                  <m:r>
+                    <m:t xml:space="preserve">k</m:t>
+                  </m:r>
+                  <m:r>
+                    <m:t xml:space="preserve">−</m:t>
+                  </m:r>
+                  <m:r>
+                    <m:t xml:space="preserve">q</m:t>
+                  </m:r>
+                </m:e>
+                <m:sup>
+                  <m:r>
+                    <m:t xml:space="preserve">2</m:t>
+                  </m:r>
+                </m:sup>
+              </m:sSup>
+              <m:r>
+                <m:t xml:space="preserve">−</m:t>
+              </m:r>
+              <m:sSup>
+                <m:e>
+                  <m:r>
+                    <m:t xml:space="preserve">m</m:t>
+                  </m:r>
+                </m:e>
+                <m:sup>
+                  <m:r>
+                    <m:t xml:space="preserve">2</m:t>
+                  </m:r>
+                </m:sup>
+              </m:sSup>
+              <m:r>
+                <m:t xml:space="preserve">]</m:t>
+              </m:r>
+            </m:den>
+          </m:f>
         </m:oMath>
       </m:oMathPara>
     </w:p>
@@ -480,7 +1035,163 @@
       <m:oMathPara>
         <m:oMath>
           <m:r>
-            <m:t xml:space="preserve">Tr[γ^μ(k̸+m)γ^ν((k̸−q̸)+m)] = Tr[((k̸−q̸)+m)γ^μ(k̸+m)γ^ν]</m:t>
+            <m:t xml:space="preserve">Tr</m:t>
+          </m:r>
+          <m:r>
+            <m:t xml:space="preserve">[</m:t>
+          </m:r>
+          <m:sSup>
+            <m:e>
+              <m:r>
+                <m:t xml:space="preserve">γ</m:t>
+              </m:r>
+            </m:e>
+            <m:sup>
+              <m:r>
+                <m:t xml:space="preserve">μ</m:t>
+              </m:r>
+            </m:sup>
+          </m:sSup>
+          <m:acc>
+            <m:accPr>
+              <m:chr m:val="/"/>
+            </m:accPr>
+            <m:e>
+              <m:r>
+                <m:t xml:space="preserve">k</m:t>
+              </m:r>
+            </m:e>
+          </m:acc>
+          <m:r>
+            <m:t xml:space="preserve">+</m:t>
+          </m:r>
+          <m:r>
+            <m:t xml:space="preserve">m</m:t>
+          </m:r>
+          <m:sSup>
+            <m:e>
+              <m:r>
+                <m:t xml:space="preserve">γ</m:t>
+              </m:r>
+            </m:e>
+            <m:sup>
+              <m:r>
+                <m:t xml:space="preserve">ν</m:t>
+              </m:r>
+            </m:sup>
+          </m:sSup>
+          <m:acc>
+            <m:accPr>
+              <m:chr m:val="/"/>
+            </m:accPr>
+            <m:e>
+              <m:r>
+                <m:t xml:space="preserve">k</m:t>
+              </m:r>
+            </m:e>
+          </m:acc>
+          <m:r>
+            <m:t xml:space="preserve">−</m:t>
+          </m:r>
+          <m:acc>
+            <m:accPr>
+              <m:chr m:val="/"/>
+            </m:accPr>
+            <m:e>
+              <m:r>
+                <m:t xml:space="preserve">q</m:t>
+              </m:r>
+            </m:e>
+          </m:acc>
+          <m:r>
+            <m:t xml:space="preserve">+</m:t>
+          </m:r>
+          <m:r>
+            <m:t xml:space="preserve">m</m:t>
+          </m:r>
+          <m:r>
+            <m:t xml:space="preserve">]</m:t>
+          </m:r>
+          <m:r>
+            <m:t xml:space="preserve">=</m:t>
+          </m:r>
+          <m:r>
+            <m:t xml:space="preserve">Tr</m:t>
+          </m:r>
+          <m:r>
+            <m:t xml:space="preserve">[</m:t>
+          </m:r>
+          <m:acc>
+            <m:accPr>
+              <m:chr m:val="/"/>
+            </m:accPr>
+            <m:e>
+              <m:r>
+                <m:t xml:space="preserve">k</m:t>
+              </m:r>
+            </m:e>
+          </m:acc>
+          <m:r>
+            <m:t xml:space="preserve">−</m:t>
+          </m:r>
+          <m:acc>
+            <m:accPr>
+              <m:chr m:val="/"/>
+            </m:accPr>
+            <m:e>
+              <m:r>
+                <m:t xml:space="preserve">q</m:t>
+              </m:r>
+            </m:e>
+          </m:acc>
+          <m:r>
+            <m:t xml:space="preserve">+</m:t>
+          </m:r>
+          <m:r>
+            <m:t xml:space="preserve">m</m:t>
+          </m:r>
+          <m:sSup>
+            <m:e>
+              <m:r>
+                <m:t xml:space="preserve">γ</m:t>
+              </m:r>
+            </m:e>
+            <m:sup>
+              <m:r>
+                <m:t xml:space="preserve">μ</m:t>
+              </m:r>
+            </m:sup>
+          </m:sSup>
+          <m:acc>
+            <m:accPr>
+              <m:chr m:val="/"/>
+            </m:accPr>
+            <m:e>
+              <m:r>
+                <m:t xml:space="preserve">k</m:t>
+              </m:r>
+            </m:e>
+          </m:acc>
+          <m:r>
+            <m:t xml:space="preserve">+</m:t>
+          </m:r>
+          <m:r>
+            <m:t xml:space="preserve">m</m:t>
+          </m:r>
+          <m:sSup>
+            <m:e>
+              <m:r>
+                <m:t xml:space="preserve">γ</m:t>
+              </m:r>
+            </m:e>
+            <m:sup>
+              <m:r>
+                <m:t xml:space="preserve">ν</m:t>
+              </m:r>
+            </m:sup>
+          </m:sSup>
+          <m:r>
+            <m:t xml:space="preserve">]</m:t>
           </m:r>
         </m:oMath>
       </m:oMathPara>
@@ -506,7 +1217,196 @@
       <m:oMathPara>
         <m:oMath>
           <m:r>
-            <m:t xml:space="preserve">Tr[γ^μ(k̸+m)γ^ν((k̸−q̸)+m)] = 4 [ (k−q)^μk^ν + (k−q)^νk^μ − g^(μν)((k−q)·k − m²) ]</m:t>
+            <m:t xml:space="preserve">Tr</m:t>
+          </m:r>
+          <m:r>
+            <m:t xml:space="preserve">[</m:t>
+          </m:r>
+          <m:sSup>
+            <m:e>
+              <m:r>
+                <m:t xml:space="preserve">γ</m:t>
+              </m:r>
+            </m:e>
+            <m:sup>
+              <m:r>
+                <m:t xml:space="preserve">μ</m:t>
+              </m:r>
+            </m:sup>
+          </m:sSup>
+          <m:acc>
+            <m:accPr>
+              <m:chr m:val="/"/>
+            </m:accPr>
+            <m:e>
+              <m:r>
+                <m:t xml:space="preserve">k</m:t>
+              </m:r>
+            </m:e>
+          </m:acc>
+          <m:r>
+            <m:t xml:space="preserve">+</m:t>
+          </m:r>
+          <m:r>
+            <m:t xml:space="preserve">m</m:t>
+          </m:r>
+          <m:sSup>
+            <m:e>
+              <m:r>
+                <m:t xml:space="preserve">γ</m:t>
+              </m:r>
+            </m:e>
+            <m:sup>
+              <m:r>
+                <m:t xml:space="preserve">ν</m:t>
+              </m:r>
+            </m:sup>
+          </m:sSup>
+          <m:acc>
+            <m:accPr>
+              <m:chr m:val="/"/>
+            </m:accPr>
+            <m:e>
+              <m:r>
+                <m:t xml:space="preserve">k</m:t>
+              </m:r>
+            </m:e>
+          </m:acc>
+          <m:r>
+            <m:t xml:space="preserve">−</m:t>
+          </m:r>
+          <m:acc>
+            <m:accPr>
+              <m:chr m:val="/"/>
+            </m:accPr>
+            <m:e>
+              <m:r>
+                <m:t xml:space="preserve">q</m:t>
+              </m:r>
+            </m:e>
+          </m:acc>
+          <m:r>
+            <m:t xml:space="preserve">+</m:t>
+          </m:r>
+          <m:r>
+            <m:t xml:space="preserve">m</m:t>
+          </m:r>
+          <m:r>
+            <m:t xml:space="preserve">]</m:t>
+          </m:r>
+          <m:r>
+            <m:t xml:space="preserve">=</m:t>
+          </m:r>
+          <m:r>
+            <m:t xml:space="preserve">4</m:t>
+          </m:r>
+          <m:r>
+            <m:t xml:space="preserve">[</m:t>
+          </m:r>
+          <m:sSup>
+            <m:e>
+              <m:sSup>
+                <m:e>
+                  <m:r>
+                    <m:t xml:space="preserve">k</m:t>
+                  </m:r>
+                  <m:r>
+                    <m:t xml:space="preserve">−</m:t>
+                  </m:r>
+                  <m:r>
+                    <m:t xml:space="preserve">q</m:t>
+                  </m:r>
+                </m:e>
+                <m:sup>
+                  <m:r>
+                    <m:t xml:space="preserve">μk</m:t>
+                  </m:r>
+                </m:sup>
+              </m:sSup>
+            </m:e>
+            <m:sup>
+              <m:r>
+                <m:t xml:space="preserve">ν</m:t>
+              </m:r>
+            </m:sup>
+          </m:sSup>
+          <m:r>
+            <m:t xml:space="preserve">+</m:t>
+          </m:r>
+          <m:sSup>
+            <m:e>
+              <m:sSup>
+                <m:e>
+                  <m:r>
+                    <m:t xml:space="preserve">k</m:t>
+                  </m:r>
+                  <m:r>
+                    <m:t xml:space="preserve">−</m:t>
+                  </m:r>
+                  <m:r>
+                    <m:t xml:space="preserve">q</m:t>
+                  </m:r>
+                </m:e>
+                <m:sup>
+                  <m:r>
+                    <m:t xml:space="preserve">νk</m:t>
+                  </m:r>
+                </m:sup>
+              </m:sSup>
+            </m:e>
+            <m:sup>
+              <m:r>
+                <m:t xml:space="preserve">μ</m:t>
+              </m:r>
+            </m:sup>
+          </m:sSup>
+          <m:r>
+            <m:t xml:space="preserve">−</m:t>
+          </m:r>
+          <m:sSup>
+            <m:e>
+              <m:r>
+                <m:t xml:space="preserve">g</m:t>
+              </m:r>
+            </m:e>
+            <m:sup>
+              <m:r>
+                <m:t xml:space="preserve">μν</m:t>
+              </m:r>
+            </m:sup>
+          </m:sSup>
+          <m:r>
+            <m:t xml:space="preserve">k</m:t>
+          </m:r>
+          <m:r>
+            <m:t xml:space="preserve">−</m:t>
+          </m:r>
+          <m:r>
+            <m:t xml:space="preserve">q</m:t>
+          </m:r>
+          <m:r>
+            <m:t xml:space="preserve">·</m:t>
+          </m:r>
+          <m:r>
+            <m:t xml:space="preserve">k</m:t>
+          </m:r>
+          <m:r>
+            <m:t xml:space="preserve">−</m:t>
+          </m:r>
+          <m:sSup>
+            <m:e>
+              <m:r>
+                <m:t xml:space="preserve">m</m:t>
+              </m:r>
+            </m:e>
+            <m:sup>
+              <m:r>
+                <m:t xml:space="preserve">2</m:t>
+              </m:r>
+            </m:sup>
+          </m:sSup>
+          <m:r>
+            <m:t xml:space="preserve">]</m:t>
           </m:r>
         </m:oMath>
       </m:oMathPara>
@@ -576,7 +1476,55 @@
       <m:oMathPara>
         <m:oMath>
           <m:r>
-            <m:t xml:space="preserve">∫ k³ dk / k² = ∫ k , dk</m:t>
+            <m:t xml:space="preserve">∫</m:t>
+          </m:r>
+          <m:sSup>
+            <m:e>
+              <m:r>
+                <m:t xml:space="preserve">k</m:t>
+              </m:r>
+            </m:e>
+            <m:sup>
+              <m:r>
+                <m:t xml:space="preserve">3</m:t>
+              </m:r>
+            </m:sup>
+          </m:sSup>
+          <m:f>
+            <m:num>
+              <m:r>
+                <m:t xml:space="preserve">dk</m:t>
+              </m:r>
+            </m:num>
+            <m:den>
+              <m:sSup>
+                <m:e>
+                  <m:r>
+                    <m:t xml:space="preserve">k</m:t>
+                  </m:r>
+                </m:e>
+                <m:sup>
+                  <m:r>
+                    <m:t xml:space="preserve">2</m:t>
+                  </m:r>
+                </m:sup>
+              </m:sSup>
+            </m:den>
+          </m:f>
+          <m:r>
+            <m:t xml:space="preserve">=</m:t>
+          </m:r>
+          <m:r>
+            <m:t xml:space="preserve">∫</m:t>
+          </m:r>
+          <m:r>
+            <m:t xml:space="preserve">k</m:t>
+          </m:r>
+          <m:r>
+            <m:t xml:space="preserve">,</m:t>
+          </m:r>
+          <m:r>
+            <m:t xml:space="preserve">dk</m:t>
           </m:r>
         </m:oMath>
       </m:oMathPara>
@@ -627,8 +1575,38 @@
       </w:pPr>
       <m:oMathPara>
         <m:oMath>
+          <m:sSub>
+            <m:e>
+              <m:r>
+                <m:t xml:space="preserve">q</m:t>
+              </m:r>
+            </m:e>
+            <m:sub>
+              <m:r>
+                <m:t xml:space="preserve">μ</m:t>
+              </m:r>
+            </m:sub>
+          </m:sSub>
+          <m:sSup>
+            <m:e>
+              <m:r>
+                <m:t xml:space="preserve">Π</m:t>
+              </m:r>
+            </m:e>
+            <m:sup>
+              <m:r>
+                <m:t xml:space="preserve">μν</m:t>
+              </m:r>
+            </m:sup>
+          </m:sSup>
           <m:r>
-            <m:t xml:space="preserve">q_μ Π^(μν)(q) = 0</m:t>
+            <m:t xml:space="preserve">q</m:t>
+          </m:r>
+          <m:r>
+            <m:t xml:space="preserve">=</m:t>
+          </m:r>
+          <m:r>
+            <m:t xml:space="preserve">0</m:t>
           </m:r>
         </m:oMath>
       </m:oMathPara>

--- a/Science Books/QED Course/Lesson 62 Vacuum Polarization.docx
+++ b/Science Books/QED Course/Lesson 62 Vacuum Polarization.docx
@@ -58,7 +58,7 @@
     </w:p>
     <w:p>
       <w:pPr>
-        <w:pStyle w:val="Heading1"/>
+        <w:pStyle w:val="Heading2"/>
       </w:pPr>
       <w:r>
         <w:t>How to use this lesson</w:t>
@@ -71,7 +71,7 @@
     </w:p>
     <w:p>
       <w:pPr>
-        <w:pStyle w:val="Heading2"/>
+        <w:pStyle w:val="Heading3"/>
       </w:pPr>
       <w:r>
         <w:t>Learning objectives</w:t>
@@ -127,7 +127,7 @@
     </w:p>
     <w:p>
       <w:pPr>
-        <w:pStyle w:val="Heading2"/>
+        <w:pStyle w:val="Heading3"/>
       </w:pPr>
       <w:r>
         <w:t>Notation and conventions</w:t>
@@ -343,7 +343,7 @@
     </w:tbl>
     <w:p>
       <w:pPr>
-        <w:pStyle w:val="Heading1"/>
+        <w:pStyle w:val="Heading2"/>
       </w:pPr>
       <w:r>
         <w:t>1 Assembling the diagram, piece by piece</w:t>
@@ -444,7 +444,7 @@
     </w:p>
     <w:p>
       <w:pPr>
-        <w:pStyle w:val="Heading2"/>
+        <w:pStyle w:val="Heading3"/>
       </w:pPr>
       <w:r>
         <w:t>1.1 What already exists</w:t>
@@ -489,7 +489,7 @@
     </w:p>
     <w:p>
       <w:pPr>
-        <w:pStyle w:val="Heading2"/>
+        <w:pStyle w:val="Heading3"/>
       </w:pPr>
       <w:r>
         <w:t>1.2 Putting the four pieces in one expression</w:t>
@@ -754,10 +754,11 @@
       </w:r>
     </w:p>
     <w:p>
-      <w:pPr>
-        <w:pStyle w:val="Heading3"/>
-      </w:pPr>
       <w:r>
+        <w:rPr>
+          <w:b/>
+          <w:i/>
+        </w:rPr>
         <w:t>Worked example 1</w:t>
       </w:r>
     </w:p>
@@ -1008,7 +1009,7 @@
     </w:p>
     <w:p>
       <w:pPr>
-        <w:pStyle w:val="Heading1"/>
+        <w:pStyle w:val="Heading2"/>
       </w:pPr>
       <w:r>
         <w:t>2 The trace, computed the same way as before</w:t>
@@ -1016,7 +1017,7 @@
     </w:p>
     <w:p>
       <w:pPr>
-        <w:pStyle w:val="Heading2"/>
+        <w:pStyle w:val="Heading3"/>
       </w:pPr>
       <w:r>
         <w:t>2.1 Recognizing a formula already in hand</w:t>
@@ -1203,7 +1204,7 @@
     </w:p>
     <w:p>
       <w:pPr>
-        <w:pStyle w:val="Heading2"/>
+        <w:pStyle w:val="Heading3"/>
       </w:pPr>
       <w:r>
         <w:t>2.2 Reading off the answer</w:t>
@@ -1417,10 +1418,11 @@
       </w:r>
     </w:p>
     <w:p>
-      <w:pPr>
-        <w:pStyle w:val="Heading3"/>
-      </w:pPr>
       <w:r>
+        <w:rPr>
+          <w:b/>
+          <w:i/>
+        </w:rPr>
         <w:t>Worked example 2</w:t>
       </w:r>
     </w:p>
@@ -1431,7 +1433,7 @@
     </w:p>
     <w:p>
       <w:pPr>
-        <w:pStyle w:val="Heading1"/>
+        <w:pStyle w:val="Heading2"/>
       </w:pPr>
       <w:r>
         <w:t>3 What the integral does at large k</w:t>
@@ -1439,7 +1441,7 @@
     </w:p>
     <w:p>
       <w:pPr>
-        <w:pStyle w:val="Heading2"/>
+        <w:pStyle w:val="Heading3"/>
       </w:pPr>
       <w:r>
         <w:t>3.1 Counting powers, the same way Lesson 61 did</w:t>
@@ -1457,7 +1459,7 @@
     </w:p>
     <w:p>
       <w:pPr>
-        <w:pStyle w:val="Heading2"/>
+        <w:pStyle w:val="Heading3"/>
       </w:pPr>
       <w:r>
         <w:t>3.2 Assembling the verdict</w:t>
@@ -1535,10 +1537,11 @@
       </w:r>
     </w:p>
     <w:p>
-      <w:pPr>
-        <w:pStyle w:val="Heading3"/>
-      </w:pPr>
       <w:r>
+        <w:rPr>
+          <w:b/>
+          <w:i/>
+        </w:rPr>
         <w:t>Worked example 3</w:t>
       </w:r>
     </w:p>
@@ -1549,7 +1552,7 @@
     </w:p>
     <w:p>
       <w:pPr>
-        <w:pStyle w:val="Heading1"/>
+        <w:pStyle w:val="Heading2"/>
       </w:pPr>
       <w:r>
         <w:t>4 A constraint the finished answer must obey</w:t>
@@ -1557,7 +1560,7 @@
     </w:p>
     <w:p>
       <w:pPr>
-        <w:pStyle w:val="Heading2"/>
+        <w:pStyle w:val="Heading3"/>
       </w:pPr>
       <w:r>
         <w:t>4.1 Why Π^μν(q) should be transverse</w:t>
@@ -1618,7 +1621,7 @@
     </w:p>
     <w:p>
       <w:pPr>
-        <w:pStyle w:val="Heading2"/>
+        <w:pStyle w:val="Heading3"/>
       </w:pPr>
       <w:r>
         <w:t>4.2 What transversality would do, previewed only</w:t>
@@ -1631,7 +1634,7 @@
     </w:p>
     <w:p>
       <w:pPr>
-        <w:pStyle w:val="Heading2"/>
+        <w:pStyle w:val="Heading3"/>
       </w:pPr>
       <w:r>
         <w:t>4.3 What has, and has not, been shown</w:t>
@@ -1643,10 +1646,11 @@
       </w:r>
     </w:p>
     <w:p>
-      <w:pPr>
-        <w:pStyle w:val="Heading3"/>
-      </w:pPr>
       <w:r>
+        <w:rPr>
+          <w:b/>
+          <w:i/>
+        </w:rPr>
         <w:t>Worked example 4</w:t>
       </w:r>
     </w:p>
@@ -1657,7 +1661,7 @@
     </w:p>
     <w:p>
       <w:pPr>
-        <w:pStyle w:val="Heading1"/>
+        <w:pStyle w:val="Heading2"/>
       </w:pPr>
       <w:r>
         <w:t>5 What lies ahead</w:t>
@@ -1670,7 +1674,7 @@
     </w:p>
     <w:p>
       <w:pPr>
-        <w:pStyle w:val="Heading1"/>
+        <w:pStyle w:val="Heading2"/>
       </w:pPr>
       <w:r>
         <w:t>6 Connections to QED</w:t>
@@ -1922,7 +1926,7 @@
     </w:tbl>
     <w:p>
       <w:pPr>
-        <w:pStyle w:val="Heading1"/>
+        <w:pStyle w:val="Heading2"/>
       </w:pPr>
       <w:r>
         <w:t>7 Summary</w:t>
@@ -2002,7 +2006,7 @@
     </w:p>
     <w:p>
       <w:pPr>
-        <w:pStyle w:val="Heading1"/>
+        <w:pStyle w:val="Heading2"/>
       </w:pPr>
       <w:r>
         <w:t>Exercises</w:t>
@@ -2662,7 +2666,7 @@
     </w:tbl>
     <w:p>
       <w:pPr>
-        <w:pStyle w:val="Heading1"/>
+        <w:pStyle w:val="Heading2"/>
       </w:pPr>
       <w:r>
         <w:t>Solutions</w:t>
@@ -2894,7 +2898,7 @@
     </w:p>
     <w:p>
       <w:pPr>
-        <w:pStyle w:val="Heading1"/>
+        <w:pStyle w:val="Heading2"/>
       </w:pPr>
       <w:r>
         <w:t>Mastery checklist</w:t>
@@ -2942,7 +2946,7 @@
     </w:p>
     <w:p>
       <w:pPr>
-        <w:pStyle w:val="Heading1"/>
+        <w:pStyle w:val="Heading2"/>
       </w:pPr>
       <w:r>
         <w:t>Next lesson</w:t>

--- a/Science Books/QED Course/Lesson 62 Vacuum Polarization.docx
+++ b/Science Books/QED Course/Lesson 62 Vacuum Polarization.docx
@@ -505,6 +505,9 @@
           <m:r>
             <m:t xml:space="preserve">i</m:t>
           </m:r>
+          <m:r>
+            <m:t xml:space="preserve"> </m:t>
+          </m:r>
           <m:sSup>
             <m:e>
               <m:r>
@@ -517,35 +520,51 @@
               </m:r>
             </m:sup>
           </m:sSup>
-          <m:r>
-            <m:t xml:space="preserve">q</m:t>
-          </m:r>
+          <m:d>
+            <m:dPr/>
+            <m:e>
+              <m:r>
+                <m:t xml:space="preserve">q</m:t>
+              </m:r>
+            </m:e>
+          </m:d>
           <m:r>
             <m:t xml:space="preserve">=</m:t>
           </m:r>
+          <m:d>
+            <m:dPr/>
+            <m:e>
+              <m:r>
+                <m:t xml:space="preserve">−</m:t>
+              </m:r>
+              <m:r>
+                <m:t xml:space="preserve">1</m:t>
+              </m:r>
+            </m:e>
+          </m:d>
           <m:r>
-            <m:t xml:space="preserve">−</m:t>
-          </m:r>
-          <m:r>
-            <m:t xml:space="preserve">1</m:t>
+            <m:t xml:space="preserve"> </m:t>
           </m:r>
           <m:r>
             <m:t xml:space="preserve">∫</m:t>
           </m:r>
-          <m:sSup>
-            <m:e>
-              <m:r>
-                <m:t xml:space="preserve">d</m:t>
-              </m:r>
-            </m:e>
-            <m:sup>
-              <m:r>
-                <m:t xml:space="preserve">4</m:t>
-              </m:r>
-            </m:sup>
-          </m:sSup>
+          <m:r>
+            <m:t xml:space="preserve"> </m:t>
+          </m:r>
           <m:f>
             <m:num>
+              <m:sSup>
+                <m:e>
+                  <m:r>
+                    <m:t xml:space="preserve">d</m:t>
+                  </m:r>
+                </m:e>
+                <m:sup>
+                  <m:r>
+                    <m:t xml:space="preserve">4</m:t>
+                  </m:r>
+                </m:sup>
+              </m:sSup>
               <m:r>
                 <m:t xml:space="preserve">k</m:t>
               </m:r>
@@ -553,9 +572,14 @@
             <m:den>
               <m:sSup>
                 <m:e>
-                  <m:r>
-                    <m:t xml:space="preserve">2π</m:t>
-                  </m:r>
+                  <m:d>
+                    <m:dPr/>
+                    <m:e>
+                      <m:r>
+                        <m:t xml:space="preserve">2π</m:t>
+                      </m:r>
+                    </m:e>
+                  </m:d>
                 </m:e>
                 <m:sup>
                   <m:r>
@@ -566,185 +590,223 @@
             </m:den>
           </m:f>
           <m:r>
-            <m:t xml:space="preserve">,</m:t>
+            <m:t xml:space="preserve"> </m:t>
           </m:r>
-          <m:r>
-            <m:t xml:space="preserve">Tr</m:t>
-          </m:r>
-          <m:r>
-            <m:t xml:space="preserve">[</m:t>
-          </m:r>
-          <m:sSup>
+          <m:func>
+            <m:fName>
+              <m:r>
+                <m:t xml:space="preserve">Tr</m:t>
+              </m:r>
+            </m:fName>
             <m:e>
-              <m:r>
-                <m:t xml:space="preserve">ieγ</m:t>
-              </m:r>
+              <m:d>
+                <m:dPr>
+                  <m:begChr m:val="["/>
+                  <m:endChr m:val="]"/>
+                </m:dPr>
+                <m:e>
+                  <m:d>
+                    <m:dPr/>
+                    <m:e>
+                      <m:sSup>
+                        <m:e>
+                          <m:r>
+                            <m:t xml:space="preserve">ieγ</m:t>
+                          </m:r>
+                        </m:e>
+                        <m:sup>
+                          <m:r>
+                            <m:t xml:space="preserve">μ</m:t>
+                          </m:r>
+                        </m:sup>
+                      </m:sSup>
+                    </m:e>
+                  </m:d>
+                  <m:r>
+                    <m:t xml:space="preserve"> </m:t>
+                  </m:r>
+                  <m:f>
+                    <m:num>
+                      <m:r>
+                        <m:t xml:space="preserve">i</m:t>
+                      </m:r>
+                      <m:d>
+                        <m:dPr/>
+                        <m:e>
+                          <m:acc>
+                            <m:accPr>
+                              <m:chr m:val="/"/>
+                            </m:accPr>
+                            <m:e>
+                              <m:r>
+                                <m:t xml:space="preserve">k</m:t>
+                              </m:r>
+                            </m:e>
+                          </m:acc>
+                          <m:r>
+                            <m:t xml:space="preserve">+</m:t>
+                          </m:r>
+                          <m:r>
+                            <m:t xml:space="preserve">m</m:t>
+                          </m:r>
+                        </m:e>
+                      </m:d>
+                    </m:num>
+                    <m:den>
+                      <m:sSup>
+                        <m:e>
+                          <m:r>
+                            <m:t xml:space="preserve">k</m:t>
+                          </m:r>
+                        </m:e>
+                        <m:sup>
+                          <m:r>
+                            <m:t xml:space="preserve">2</m:t>
+                          </m:r>
+                        </m:sup>
+                      </m:sSup>
+                      <m:r>
+                        <m:t xml:space="preserve">−</m:t>
+                      </m:r>
+                      <m:sSup>
+                        <m:e>
+                          <m:r>
+                            <m:t xml:space="preserve">m</m:t>
+                          </m:r>
+                        </m:e>
+                        <m:sup>
+                          <m:r>
+                            <m:t xml:space="preserve">2</m:t>
+                          </m:r>
+                        </m:sup>
+                      </m:sSup>
+                      <m:r>
+                        <m:t xml:space="preserve">+</m:t>
+                      </m:r>
+                      <m:r>
+                        <m:t xml:space="preserve">iε</m:t>
+                      </m:r>
+                    </m:den>
+                  </m:f>
+                  <m:r>
+                    <m:t xml:space="preserve"> </m:t>
+                  </m:r>
+                  <m:d>
+                    <m:dPr/>
+                    <m:e>
+                      <m:sSup>
+                        <m:e>
+                          <m:r>
+                            <m:t xml:space="preserve">ieγ</m:t>
+                          </m:r>
+                        </m:e>
+                        <m:sup>
+                          <m:r>
+                            <m:t xml:space="preserve">ν</m:t>
+                          </m:r>
+                        </m:sup>
+                      </m:sSup>
+                    </m:e>
+                  </m:d>
+                  <m:r>
+                    <m:t xml:space="preserve"> </m:t>
+                  </m:r>
+                  <m:f>
+                    <m:num>
+                      <m:r>
+                        <m:t xml:space="preserve">i</m:t>
+                      </m:r>
+                      <m:d>
+                        <m:dPr/>
+                        <m:e>
+                          <m:d>
+                            <m:dPr/>
+                            <m:e>
+                              <m:acc>
+                                <m:accPr>
+                                  <m:chr m:val="/"/>
+                                </m:accPr>
+                                <m:e>
+                                  <m:r>
+                                    <m:t xml:space="preserve">k</m:t>
+                                  </m:r>
+                                </m:e>
+                              </m:acc>
+                              <m:r>
+                                <m:t xml:space="preserve">−</m:t>
+                              </m:r>
+                              <m:acc>
+                                <m:accPr>
+                                  <m:chr m:val="/"/>
+                                </m:accPr>
+                                <m:e>
+                                  <m:r>
+                                    <m:t xml:space="preserve">q</m:t>
+                                  </m:r>
+                                </m:e>
+                              </m:acc>
+                            </m:e>
+                          </m:d>
+                          <m:r>
+                            <m:t xml:space="preserve">+</m:t>
+                          </m:r>
+                          <m:r>
+                            <m:t xml:space="preserve">m</m:t>
+                          </m:r>
+                        </m:e>
+                      </m:d>
+                    </m:num>
+                    <m:den>
+                      <m:sSup>
+                        <m:e>
+                          <m:d>
+                            <m:dPr/>
+                            <m:e>
+                              <m:r>
+                                <m:t xml:space="preserve">k</m:t>
+                              </m:r>
+                              <m:r>
+                                <m:t xml:space="preserve">−</m:t>
+                              </m:r>
+                              <m:r>
+                                <m:t xml:space="preserve">q</m:t>
+                              </m:r>
+                            </m:e>
+                          </m:d>
+                        </m:e>
+                        <m:sup>
+                          <m:r>
+                            <m:t xml:space="preserve">2</m:t>
+                          </m:r>
+                        </m:sup>
+                      </m:sSup>
+                      <m:r>
+                        <m:t xml:space="preserve">−</m:t>
+                      </m:r>
+                      <m:sSup>
+                        <m:e>
+                          <m:r>
+                            <m:t xml:space="preserve">m</m:t>
+                          </m:r>
+                        </m:e>
+                        <m:sup>
+                          <m:r>
+                            <m:t xml:space="preserve">2</m:t>
+                          </m:r>
+                        </m:sup>
+                      </m:sSup>
+                      <m:r>
+                        <m:t xml:space="preserve">+</m:t>
+                      </m:r>
+                      <m:r>
+                        <m:t xml:space="preserve">iε</m:t>
+                      </m:r>
+                    </m:den>
+                  </m:f>
+                </m:e>
+              </m:d>
             </m:e>
-            <m:sup>
-              <m:r>
-                <m:t xml:space="preserve">μ</m:t>
-              </m:r>
-            </m:sup>
-          </m:sSup>
-          <m:r>
-            <m:t xml:space="preserve">,</m:t>
-          </m:r>
-          <m:r>
-            <m:t xml:space="preserve">i</m:t>
-          </m:r>
-          <m:f>
-            <m:num>
-              <m:acc>
-                <m:accPr>
-                  <m:chr m:val="/"/>
-                </m:accPr>
-                <m:e>
-                  <m:r>
-                    <m:t xml:space="preserve">k</m:t>
-                  </m:r>
-                </m:e>
-              </m:acc>
-              <m:r>
-                <m:t xml:space="preserve">+</m:t>
-              </m:r>
-              <m:r>
-                <m:t xml:space="preserve">m</m:t>
-              </m:r>
-            </m:num>
-            <m:den>
-              <m:sSup>
-                <m:e>
-                  <m:r>
-                    <m:t xml:space="preserve">k</m:t>
-                  </m:r>
-                </m:e>
-                <m:sup>
-                  <m:r>
-                    <m:t xml:space="preserve">2</m:t>
-                  </m:r>
-                </m:sup>
-              </m:sSup>
-              <m:r>
-                <m:t xml:space="preserve">−</m:t>
-              </m:r>
-              <m:sSup>
-                <m:e>
-                  <m:r>
-                    <m:t xml:space="preserve">m</m:t>
-                  </m:r>
-                </m:e>
-                <m:sup>
-                  <m:r>
-                    <m:t xml:space="preserve">2</m:t>
-                  </m:r>
-                </m:sup>
-              </m:sSup>
-              <m:r>
-                <m:t xml:space="preserve">+</m:t>
-              </m:r>
-              <m:r>
-                <m:t xml:space="preserve">iε</m:t>
-              </m:r>
-            </m:den>
-          </m:f>
-          <m:r>
-            <m:t xml:space="preserve">,</m:t>
-          </m:r>
-          <m:sSup>
-            <m:e>
-              <m:r>
-                <m:t xml:space="preserve">ieγ</m:t>
-              </m:r>
-            </m:e>
-            <m:sup>
-              <m:r>
-                <m:t xml:space="preserve">ν</m:t>
-              </m:r>
-            </m:sup>
-          </m:sSup>
-          <m:r>
-            <m:t xml:space="preserve">,</m:t>
-          </m:r>
-          <m:r>
-            <m:t xml:space="preserve">i</m:t>
-          </m:r>
-          <m:f>
-            <m:num>
-              <m:acc>
-                <m:accPr>
-                  <m:chr m:val="/"/>
-                </m:accPr>
-                <m:e>
-                  <m:r>
-                    <m:t xml:space="preserve">k</m:t>
-                  </m:r>
-                </m:e>
-              </m:acc>
-              <m:r>
-                <m:t xml:space="preserve">−</m:t>
-              </m:r>
-              <m:acc>
-                <m:accPr>
-                  <m:chr m:val="/"/>
-                </m:accPr>
-                <m:e>
-                  <m:r>
-                    <m:t xml:space="preserve">q</m:t>
-                  </m:r>
-                </m:e>
-              </m:acc>
-              <m:r>
-                <m:t xml:space="preserve">+</m:t>
-              </m:r>
-              <m:r>
-                <m:t xml:space="preserve">m</m:t>
-              </m:r>
-            </m:num>
-            <m:den>
-              <m:sSup>
-                <m:e>
-                  <m:r>
-                    <m:t xml:space="preserve">k</m:t>
-                  </m:r>
-                  <m:r>
-                    <m:t xml:space="preserve">−</m:t>
-                  </m:r>
-                  <m:r>
-                    <m:t xml:space="preserve">q</m:t>
-                  </m:r>
-                </m:e>
-                <m:sup>
-                  <m:r>
-                    <m:t xml:space="preserve">2</m:t>
-                  </m:r>
-                </m:sup>
-              </m:sSup>
-              <m:r>
-                <m:t xml:space="preserve">−</m:t>
-              </m:r>
-              <m:sSup>
-                <m:e>
-                  <m:r>
-                    <m:t xml:space="preserve">m</m:t>
-                  </m:r>
-                </m:e>
-                <m:sup>
-                  <m:r>
-                    <m:t xml:space="preserve">2</m:t>
-                  </m:r>
-                </m:sup>
-              </m:sSup>
-              <m:r>
-                <m:t xml:space="preserve">+</m:t>
-              </m:r>
-              <m:r>
-                <m:t xml:space="preserve">iε</m:t>
-              </m:r>
-            </m:den>
-          </m:f>
-          <m:r>
-            <m:t xml:space="preserve">]</m:t>
-          </m:r>
+          </m:func>
         </m:oMath>
       </m:oMathPara>
     </w:p>
@@ -777,6 +839,9 @@
           <m:r>
             <m:t xml:space="preserve">i</m:t>
           </m:r>
+          <m:r>
+            <m:t xml:space="preserve"> </m:t>
+          </m:r>
           <m:sSup>
             <m:e>
               <m:r>
@@ -789,9 +854,14 @@
               </m:r>
             </m:sup>
           </m:sSup>
-          <m:r>
-            <m:t xml:space="preserve">q</m:t>
-          </m:r>
+          <m:d>
+            <m:dPr/>
+            <m:e>
+              <m:r>
+                <m:t xml:space="preserve">q</m:t>
+              </m:r>
+            </m:e>
+          </m:d>
           <m:r>
             <m:t xml:space="preserve">=</m:t>
           </m:r>
@@ -811,22 +881,28 @@
             </m:sup>
           </m:sSup>
           <m:r>
+            <m:t xml:space="preserve"> </m:t>
+          </m:r>
+          <m:r>
             <m:t xml:space="preserve">∫</m:t>
           </m:r>
-          <m:sSup>
-            <m:e>
-              <m:r>
-                <m:t xml:space="preserve">d</m:t>
-              </m:r>
-            </m:e>
-            <m:sup>
-              <m:r>
-                <m:t xml:space="preserve">4</m:t>
-              </m:r>
-            </m:sup>
-          </m:sSup>
+          <m:r>
+            <m:t xml:space="preserve"> </m:t>
+          </m:r>
           <m:f>
             <m:num>
+              <m:sSup>
+                <m:e>
+                  <m:r>
+                    <m:t xml:space="preserve">d</m:t>
+                  </m:r>
+                </m:e>
+                <m:sup>
+                  <m:r>
+                    <m:t xml:space="preserve">4</m:t>
+                  </m:r>
+                </m:sup>
+              </m:sSup>
               <m:r>
                 <m:t xml:space="preserve">k</m:t>
               </m:r>
@@ -834,9 +910,14 @@
             <m:den>
               <m:sSup>
                 <m:e>
-                  <m:r>
-                    <m:t xml:space="preserve">2π</m:t>
-                  </m:r>
+                  <m:d>
+                    <m:dPr/>
+                    <m:e>
+                      <m:r>
+                        <m:t xml:space="preserve">2π</m:t>
+                      </m:r>
+                    </m:e>
+                  </m:d>
                 </m:e>
                 <m:sup>
                   <m:r>
@@ -847,156 +928,205 @@
             </m:den>
           </m:f>
           <m:r>
-            <m:t xml:space="preserve">,</m:t>
-          </m:r>
-          <m:r>
-            <m:t xml:space="preserve">Tr</m:t>
+            <m:t xml:space="preserve"> </m:t>
           </m:r>
           <m:f>
             <m:num>
-              <m:r>
-                <m:t xml:space="preserve">[</m:t>
-              </m:r>
-              <m:sSup>
+              <m:func>
+                <m:fName>
+                  <m:r>
+                    <m:t xml:space="preserve">Tr</m:t>
+                  </m:r>
+                </m:fName>
                 <m:e>
-                  <m:r>
-                    <m:t xml:space="preserve">γ</m:t>
-                  </m:r>
+                  <m:d>
+                    <m:dPr>
+                      <m:begChr m:val="["/>
+                      <m:endChr m:val="]"/>
+                    </m:dPr>
+                    <m:e>
+                      <m:sSup>
+                        <m:e>
+                          <m:r>
+                            <m:t xml:space="preserve">γ</m:t>
+                          </m:r>
+                        </m:e>
+                        <m:sup>
+                          <m:r>
+                            <m:t xml:space="preserve">μ</m:t>
+                          </m:r>
+                        </m:sup>
+                      </m:sSup>
+                      <m:r>
+                        <m:t xml:space="preserve"> </m:t>
+                      </m:r>
+                      <m:d>
+                        <m:dPr/>
+                        <m:e>
+                          <m:acc>
+                            <m:accPr>
+                              <m:chr m:val="/"/>
+                            </m:accPr>
+                            <m:e>
+                              <m:r>
+                                <m:t xml:space="preserve">k</m:t>
+                              </m:r>
+                            </m:e>
+                          </m:acc>
+                          <m:r>
+                            <m:t xml:space="preserve">+</m:t>
+                          </m:r>
+                          <m:r>
+                            <m:t xml:space="preserve">m</m:t>
+                          </m:r>
+                        </m:e>
+                      </m:d>
+                      <m:r>
+                        <m:t xml:space="preserve"> </m:t>
+                      </m:r>
+                      <m:sSup>
+                        <m:e>
+                          <m:r>
+                            <m:t xml:space="preserve">γ</m:t>
+                          </m:r>
+                        </m:e>
+                        <m:sup>
+                          <m:r>
+                            <m:t xml:space="preserve">ν</m:t>
+                          </m:r>
+                        </m:sup>
+                      </m:sSup>
+                      <m:r>
+                        <m:t xml:space="preserve"> </m:t>
+                      </m:r>
+                      <m:d>
+                        <m:dPr/>
+                        <m:e>
+                          <m:d>
+                            <m:dPr/>
+                            <m:e>
+                              <m:acc>
+                                <m:accPr>
+                                  <m:chr m:val="/"/>
+                                </m:accPr>
+                                <m:e>
+                                  <m:r>
+                                    <m:t xml:space="preserve">k</m:t>
+                                  </m:r>
+                                </m:e>
+                              </m:acc>
+                              <m:r>
+                                <m:t xml:space="preserve">−</m:t>
+                              </m:r>
+                              <m:acc>
+                                <m:accPr>
+                                  <m:chr m:val="/"/>
+                                </m:accPr>
+                                <m:e>
+                                  <m:r>
+                                    <m:t xml:space="preserve">q</m:t>
+                                  </m:r>
+                                </m:e>
+                              </m:acc>
+                            </m:e>
+                          </m:d>
+                          <m:r>
+                            <m:t xml:space="preserve">+</m:t>
+                          </m:r>
+                          <m:r>
+                            <m:t xml:space="preserve">m</m:t>
+                          </m:r>
+                        </m:e>
+                      </m:d>
+                    </m:e>
+                  </m:d>
                 </m:e>
-                <m:sup>
-                  <m:r>
-                    <m:t xml:space="preserve">μ</m:t>
-                  </m:r>
-                </m:sup>
-              </m:sSup>
-              <m:acc>
-                <m:accPr>
-                  <m:chr m:val="/"/>
-                </m:accPr>
-                <m:e>
-                  <m:r>
-                    <m:t xml:space="preserve">k</m:t>
-                  </m:r>
-                </m:e>
-              </m:acc>
-              <m:r>
-                <m:t xml:space="preserve">+</m:t>
-              </m:r>
-              <m:r>
-                <m:t xml:space="preserve">m</m:t>
-              </m:r>
-              <m:sSup>
-                <m:e>
-                  <m:r>
-                    <m:t xml:space="preserve">γ</m:t>
-                  </m:r>
-                </m:e>
-                <m:sup>
-                  <m:r>
-                    <m:t xml:space="preserve">ν</m:t>
-                  </m:r>
-                </m:sup>
-              </m:sSup>
-              <m:acc>
-                <m:accPr>
-                  <m:chr m:val="/"/>
-                </m:accPr>
-                <m:e>
-                  <m:r>
-                    <m:t xml:space="preserve">k</m:t>
-                  </m:r>
-                </m:e>
-              </m:acc>
-              <m:r>
-                <m:t xml:space="preserve">−</m:t>
-              </m:r>
-              <m:acc>
-                <m:accPr>
-                  <m:chr m:val="/"/>
-                </m:accPr>
-                <m:e>
-                  <m:r>
-                    <m:t xml:space="preserve">q</m:t>
-                  </m:r>
-                </m:e>
-              </m:acc>
-              <m:r>
-                <m:t xml:space="preserve">+</m:t>
-              </m:r>
-              <m:r>
-                <m:t xml:space="preserve">m</m:t>
-              </m:r>
-              <m:r>
-                <m:t xml:space="preserve">]</m:t>
-              </m:r>
+              </m:func>
             </m:num>
             <m:den>
-              <m:r>
-                <m:t xml:space="preserve">[</m:t>
-              </m:r>
-              <m:sSup>
+              <m:d>
+                <m:dPr>
+                  <m:begChr m:val="["/>
+                  <m:endChr m:val="]"/>
+                </m:dPr>
                 <m:e>
-                  <m:r>
-                    <m:t xml:space="preserve">k</m:t>
-                  </m:r>
+                  <m:d>
+                    <m:dPr/>
+                    <m:e>
+                      <m:sSup>
+                        <m:e>
+                          <m:r>
+                            <m:t xml:space="preserve">k</m:t>
+                          </m:r>
+                        </m:e>
+                        <m:sup>
+                          <m:r>
+                            <m:t xml:space="preserve">2</m:t>
+                          </m:r>
+                        </m:sup>
+                      </m:sSup>
+                      <m:r>
+                        <m:t xml:space="preserve">−</m:t>
+                      </m:r>
+                      <m:sSup>
+                        <m:e>
+                          <m:r>
+                            <m:t xml:space="preserve">m</m:t>
+                          </m:r>
+                        </m:e>
+                        <m:sup>
+                          <m:r>
+                            <m:t xml:space="preserve">2</m:t>
+                          </m:r>
+                        </m:sup>
+                      </m:sSup>
+                    </m:e>
+                  </m:d>
+                  <m:d>
+                    <m:dPr/>
+                    <m:e>
+                      <m:sSup>
+                        <m:e>
+                          <m:d>
+                            <m:dPr/>
+                            <m:e>
+                              <m:r>
+                                <m:t xml:space="preserve">k</m:t>
+                              </m:r>
+                              <m:r>
+                                <m:t xml:space="preserve">−</m:t>
+                              </m:r>
+                              <m:r>
+                                <m:t xml:space="preserve">q</m:t>
+                              </m:r>
+                            </m:e>
+                          </m:d>
+                        </m:e>
+                        <m:sup>
+                          <m:r>
+                            <m:t xml:space="preserve">2</m:t>
+                          </m:r>
+                        </m:sup>
+                      </m:sSup>
+                      <m:r>
+                        <m:t xml:space="preserve">−</m:t>
+                      </m:r>
+                      <m:sSup>
+                        <m:e>
+                          <m:r>
+                            <m:t xml:space="preserve">m</m:t>
+                          </m:r>
+                        </m:e>
+                        <m:sup>
+                          <m:r>
+                            <m:t xml:space="preserve">2</m:t>
+                          </m:r>
+                        </m:sup>
+                      </m:sSup>
+                    </m:e>
+                  </m:d>
                 </m:e>
-                <m:sup>
-                  <m:r>
-                    <m:t xml:space="preserve">2</m:t>
-                  </m:r>
-                </m:sup>
-              </m:sSup>
-              <m:r>
-                <m:t xml:space="preserve">−</m:t>
-              </m:r>
-              <m:sSup>
-                <m:e>
-                  <m:r>
-                    <m:t xml:space="preserve">m</m:t>
-                  </m:r>
-                </m:e>
-                <m:sup>
-                  <m:r>
-                    <m:t xml:space="preserve">2</m:t>
-                  </m:r>
-                </m:sup>
-              </m:sSup>
-              <m:sSup>
-                <m:e>
-                  <m:r>
-                    <m:t xml:space="preserve">k</m:t>
-                  </m:r>
-                  <m:r>
-                    <m:t xml:space="preserve">−</m:t>
-                  </m:r>
-                  <m:r>
-                    <m:t xml:space="preserve">q</m:t>
-                  </m:r>
-                </m:e>
-                <m:sup>
-                  <m:r>
-                    <m:t xml:space="preserve">2</m:t>
-                  </m:r>
-                </m:sup>
-              </m:sSup>
-              <m:r>
-                <m:t xml:space="preserve">−</m:t>
-              </m:r>
-              <m:sSup>
-                <m:e>
-                  <m:r>
-                    <m:t xml:space="preserve">m</m:t>
-                  </m:r>
-                </m:e>
-                <m:sup>
-                  <m:r>
-                    <m:t xml:space="preserve">2</m:t>
-                  </m:r>
-                </m:sup>
-              </m:sSup>
-              <m:r>
-                <m:t xml:space="preserve">]</m:t>
-              </m:r>
+              </m:d>
             </m:den>
           </m:f>
         </m:oMath>
@@ -1035,165 +1165,211 @@
       </w:pPr>
       <m:oMathPara>
         <m:oMath>
-          <m:r>
-            <m:t xml:space="preserve">Tr</m:t>
-          </m:r>
-          <m:r>
-            <m:t xml:space="preserve">[</m:t>
-          </m:r>
-          <m:sSup>
+          <m:func>
+            <m:fName>
+              <m:r>
+                <m:t xml:space="preserve">Tr</m:t>
+              </m:r>
+            </m:fName>
             <m:e>
-              <m:r>
-                <m:t xml:space="preserve">γ</m:t>
-              </m:r>
+              <m:d>
+                <m:dPr>
+                  <m:begChr m:val="["/>
+                  <m:endChr m:val="]"/>
+                </m:dPr>
+                <m:e>
+                  <m:sSup>
+                    <m:e>
+                      <m:r>
+                        <m:t xml:space="preserve">γ</m:t>
+                      </m:r>
+                    </m:e>
+                    <m:sup>
+                      <m:r>
+                        <m:t xml:space="preserve">μ</m:t>
+                      </m:r>
+                    </m:sup>
+                  </m:sSup>
+                  <m:d>
+                    <m:dPr/>
+                    <m:e>
+                      <m:acc>
+                        <m:accPr>
+                          <m:chr m:val="/"/>
+                        </m:accPr>
+                        <m:e>
+                          <m:r>
+                            <m:t xml:space="preserve">k</m:t>
+                          </m:r>
+                        </m:e>
+                      </m:acc>
+                      <m:r>
+                        <m:t xml:space="preserve">+</m:t>
+                      </m:r>
+                      <m:r>
+                        <m:t xml:space="preserve">m</m:t>
+                      </m:r>
+                    </m:e>
+                  </m:d>
+                  <m:sSup>
+                    <m:e>
+                      <m:r>
+                        <m:t xml:space="preserve">γ</m:t>
+                      </m:r>
+                    </m:e>
+                    <m:sup>
+                      <m:r>
+                        <m:t xml:space="preserve">ν</m:t>
+                      </m:r>
+                    </m:sup>
+                  </m:sSup>
+                  <m:d>
+                    <m:dPr/>
+                    <m:e>
+                      <m:d>
+                        <m:dPr/>
+                        <m:e>
+                          <m:acc>
+                            <m:accPr>
+                              <m:chr m:val="/"/>
+                            </m:accPr>
+                            <m:e>
+                              <m:r>
+                                <m:t xml:space="preserve">k</m:t>
+                              </m:r>
+                            </m:e>
+                          </m:acc>
+                          <m:r>
+                            <m:t xml:space="preserve">−</m:t>
+                          </m:r>
+                          <m:acc>
+                            <m:accPr>
+                              <m:chr m:val="/"/>
+                            </m:accPr>
+                            <m:e>
+                              <m:r>
+                                <m:t xml:space="preserve">q</m:t>
+                              </m:r>
+                            </m:e>
+                          </m:acc>
+                        </m:e>
+                      </m:d>
+                      <m:r>
+                        <m:t xml:space="preserve">+</m:t>
+                      </m:r>
+                      <m:r>
+                        <m:t xml:space="preserve">m</m:t>
+                      </m:r>
+                    </m:e>
+                  </m:d>
+                </m:e>
+              </m:d>
             </m:e>
-            <m:sup>
-              <m:r>
-                <m:t xml:space="preserve">μ</m:t>
-              </m:r>
-            </m:sup>
-          </m:sSup>
-          <m:acc>
-            <m:accPr>
-              <m:chr m:val="/"/>
-            </m:accPr>
-            <m:e>
-              <m:r>
-                <m:t xml:space="preserve">k</m:t>
-              </m:r>
-            </m:e>
-          </m:acc>
-          <m:r>
-            <m:t xml:space="preserve">+</m:t>
-          </m:r>
-          <m:r>
-            <m:t xml:space="preserve">m</m:t>
-          </m:r>
-          <m:sSup>
-            <m:e>
-              <m:r>
-                <m:t xml:space="preserve">γ</m:t>
-              </m:r>
-            </m:e>
-            <m:sup>
-              <m:r>
-                <m:t xml:space="preserve">ν</m:t>
-              </m:r>
-            </m:sup>
-          </m:sSup>
-          <m:acc>
-            <m:accPr>
-              <m:chr m:val="/"/>
-            </m:accPr>
-            <m:e>
-              <m:r>
-                <m:t xml:space="preserve">k</m:t>
-              </m:r>
-            </m:e>
-          </m:acc>
-          <m:r>
-            <m:t xml:space="preserve">−</m:t>
-          </m:r>
-          <m:acc>
-            <m:accPr>
-              <m:chr m:val="/"/>
-            </m:accPr>
-            <m:e>
-              <m:r>
-                <m:t xml:space="preserve">q</m:t>
-              </m:r>
-            </m:e>
-          </m:acc>
-          <m:r>
-            <m:t xml:space="preserve">+</m:t>
-          </m:r>
-          <m:r>
-            <m:t xml:space="preserve">m</m:t>
-          </m:r>
-          <m:r>
-            <m:t xml:space="preserve">]</m:t>
-          </m:r>
+          </m:func>
           <m:r>
             <m:t xml:space="preserve">=</m:t>
           </m:r>
-          <m:r>
-            <m:t xml:space="preserve">Tr</m:t>
-          </m:r>
-          <m:r>
-            <m:t xml:space="preserve">[</m:t>
-          </m:r>
-          <m:acc>
-            <m:accPr>
-              <m:chr m:val="/"/>
-            </m:accPr>
+          <m:func>
+            <m:fName>
+              <m:r>
+                <m:t xml:space="preserve">Tr</m:t>
+              </m:r>
+            </m:fName>
             <m:e>
-              <m:r>
-                <m:t xml:space="preserve">k</m:t>
-              </m:r>
+              <m:d>
+                <m:dPr>
+                  <m:begChr m:val="["/>
+                  <m:endChr m:val="]"/>
+                </m:dPr>
+                <m:e>
+                  <m:d>
+                    <m:dPr/>
+                    <m:e>
+                      <m:d>
+                        <m:dPr/>
+                        <m:e>
+                          <m:acc>
+                            <m:accPr>
+                              <m:chr m:val="/"/>
+                            </m:accPr>
+                            <m:e>
+                              <m:r>
+                                <m:t xml:space="preserve">k</m:t>
+                              </m:r>
+                            </m:e>
+                          </m:acc>
+                          <m:r>
+                            <m:t xml:space="preserve">−</m:t>
+                          </m:r>
+                          <m:acc>
+                            <m:accPr>
+                              <m:chr m:val="/"/>
+                            </m:accPr>
+                            <m:e>
+                              <m:r>
+                                <m:t xml:space="preserve">q</m:t>
+                              </m:r>
+                            </m:e>
+                          </m:acc>
+                        </m:e>
+                      </m:d>
+                      <m:r>
+                        <m:t xml:space="preserve">+</m:t>
+                      </m:r>
+                      <m:r>
+                        <m:t xml:space="preserve">m</m:t>
+                      </m:r>
+                    </m:e>
+                  </m:d>
+                  <m:sSup>
+                    <m:e>
+                      <m:r>
+                        <m:t xml:space="preserve">γ</m:t>
+                      </m:r>
+                    </m:e>
+                    <m:sup>
+                      <m:r>
+                        <m:t xml:space="preserve">μ</m:t>
+                      </m:r>
+                    </m:sup>
+                  </m:sSup>
+                  <m:d>
+                    <m:dPr/>
+                    <m:e>
+                      <m:acc>
+                        <m:accPr>
+                          <m:chr m:val="/"/>
+                        </m:accPr>
+                        <m:e>
+                          <m:r>
+                            <m:t xml:space="preserve">k</m:t>
+                          </m:r>
+                        </m:e>
+                      </m:acc>
+                      <m:r>
+                        <m:t xml:space="preserve">+</m:t>
+                      </m:r>
+                      <m:r>
+                        <m:t xml:space="preserve">m</m:t>
+                      </m:r>
+                    </m:e>
+                  </m:d>
+                  <m:sSup>
+                    <m:e>
+                      <m:r>
+                        <m:t xml:space="preserve">γ</m:t>
+                      </m:r>
+                    </m:e>
+                    <m:sup>
+                      <m:r>
+                        <m:t xml:space="preserve">ν</m:t>
+                      </m:r>
+                    </m:sup>
+                  </m:sSup>
+                </m:e>
+              </m:d>
             </m:e>
-          </m:acc>
-          <m:r>
-            <m:t xml:space="preserve">−</m:t>
-          </m:r>
-          <m:acc>
-            <m:accPr>
-              <m:chr m:val="/"/>
-            </m:accPr>
-            <m:e>
-              <m:r>
-                <m:t xml:space="preserve">q</m:t>
-              </m:r>
-            </m:e>
-          </m:acc>
-          <m:r>
-            <m:t xml:space="preserve">+</m:t>
-          </m:r>
-          <m:r>
-            <m:t xml:space="preserve">m</m:t>
-          </m:r>
-          <m:sSup>
-            <m:e>
-              <m:r>
-                <m:t xml:space="preserve">γ</m:t>
-              </m:r>
-            </m:e>
-            <m:sup>
-              <m:r>
-                <m:t xml:space="preserve">μ</m:t>
-              </m:r>
-            </m:sup>
-          </m:sSup>
-          <m:acc>
-            <m:accPr>
-              <m:chr m:val="/"/>
-            </m:accPr>
-            <m:e>
-              <m:r>
-                <m:t xml:space="preserve">k</m:t>
-              </m:r>
-            </m:e>
-          </m:acc>
-          <m:r>
-            <m:t xml:space="preserve">+</m:t>
-          </m:r>
-          <m:r>
-            <m:t xml:space="preserve">m</m:t>
-          </m:r>
-          <m:sSup>
-            <m:e>
-              <m:r>
-                <m:t xml:space="preserve">γ</m:t>
-              </m:r>
-            </m:e>
-            <m:sup>
-              <m:r>
-                <m:t xml:space="preserve">ν</m:t>
-              </m:r>
-            </m:sup>
-          </m:sSup>
-          <m:r>
-            <m:t xml:space="preserve">]</m:t>
-          </m:r>
+          </m:func>
         </m:oMath>
       </m:oMathPara>
     </w:p>
@@ -1217,84 +1393,107 @@
       </w:pPr>
       <m:oMathPara>
         <m:oMath>
-          <m:r>
-            <m:t xml:space="preserve">Tr</m:t>
-          </m:r>
-          <m:r>
-            <m:t xml:space="preserve">[</m:t>
-          </m:r>
-          <m:sSup>
+          <m:func>
+            <m:fName>
+              <m:r>
+                <m:t xml:space="preserve">Tr</m:t>
+              </m:r>
+            </m:fName>
             <m:e>
-              <m:r>
-                <m:t xml:space="preserve">γ</m:t>
-              </m:r>
+              <m:d>
+                <m:dPr>
+                  <m:begChr m:val="["/>
+                  <m:endChr m:val="]"/>
+                </m:dPr>
+                <m:e>
+                  <m:sSup>
+                    <m:e>
+                      <m:r>
+                        <m:t xml:space="preserve">γ</m:t>
+                      </m:r>
+                    </m:e>
+                    <m:sup>
+                      <m:r>
+                        <m:t xml:space="preserve">μ</m:t>
+                      </m:r>
+                    </m:sup>
+                  </m:sSup>
+                  <m:d>
+                    <m:dPr/>
+                    <m:e>
+                      <m:acc>
+                        <m:accPr>
+                          <m:chr m:val="/"/>
+                        </m:accPr>
+                        <m:e>
+                          <m:r>
+                            <m:t xml:space="preserve">k</m:t>
+                          </m:r>
+                        </m:e>
+                      </m:acc>
+                      <m:r>
+                        <m:t xml:space="preserve">+</m:t>
+                      </m:r>
+                      <m:r>
+                        <m:t xml:space="preserve">m</m:t>
+                      </m:r>
+                    </m:e>
+                  </m:d>
+                  <m:sSup>
+                    <m:e>
+                      <m:r>
+                        <m:t xml:space="preserve">γ</m:t>
+                      </m:r>
+                    </m:e>
+                    <m:sup>
+                      <m:r>
+                        <m:t xml:space="preserve">ν</m:t>
+                      </m:r>
+                    </m:sup>
+                  </m:sSup>
+                  <m:d>
+                    <m:dPr/>
+                    <m:e>
+                      <m:d>
+                        <m:dPr/>
+                        <m:e>
+                          <m:acc>
+                            <m:accPr>
+                              <m:chr m:val="/"/>
+                            </m:accPr>
+                            <m:e>
+                              <m:r>
+                                <m:t xml:space="preserve">k</m:t>
+                              </m:r>
+                            </m:e>
+                          </m:acc>
+                          <m:r>
+                            <m:t xml:space="preserve">−</m:t>
+                          </m:r>
+                          <m:acc>
+                            <m:accPr>
+                              <m:chr m:val="/"/>
+                            </m:accPr>
+                            <m:e>
+                              <m:r>
+                                <m:t xml:space="preserve">q</m:t>
+                              </m:r>
+                            </m:e>
+                          </m:acc>
+                        </m:e>
+                      </m:d>
+                      <m:r>
+                        <m:t xml:space="preserve">+</m:t>
+                      </m:r>
+                      <m:r>
+                        <m:t xml:space="preserve">m</m:t>
+                      </m:r>
+                    </m:e>
+                  </m:d>
+                </m:e>
+              </m:d>
             </m:e>
-            <m:sup>
-              <m:r>
-                <m:t xml:space="preserve">μ</m:t>
-              </m:r>
-            </m:sup>
-          </m:sSup>
-          <m:acc>
-            <m:accPr>
-              <m:chr m:val="/"/>
-            </m:accPr>
-            <m:e>
-              <m:r>
-                <m:t xml:space="preserve">k</m:t>
-              </m:r>
-            </m:e>
-          </m:acc>
-          <m:r>
-            <m:t xml:space="preserve">+</m:t>
-          </m:r>
-          <m:r>
-            <m:t xml:space="preserve">m</m:t>
-          </m:r>
-          <m:sSup>
-            <m:e>
-              <m:r>
-                <m:t xml:space="preserve">γ</m:t>
-              </m:r>
-            </m:e>
-            <m:sup>
-              <m:r>
-                <m:t xml:space="preserve">ν</m:t>
-              </m:r>
-            </m:sup>
-          </m:sSup>
-          <m:acc>
-            <m:accPr>
-              <m:chr m:val="/"/>
-            </m:accPr>
-            <m:e>
-              <m:r>
-                <m:t xml:space="preserve">k</m:t>
-              </m:r>
-            </m:e>
-          </m:acc>
-          <m:r>
-            <m:t xml:space="preserve">−</m:t>
-          </m:r>
-          <m:acc>
-            <m:accPr>
-              <m:chr m:val="/"/>
-            </m:accPr>
-            <m:e>
-              <m:r>
-                <m:t xml:space="preserve">q</m:t>
-              </m:r>
-            </m:e>
-          </m:acc>
-          <m:r>
-            <m:t xml:space="preserve">+</m:t>
-          </m:r>
-          <m:r>
-            <m:t xml:space="preserve">m</m:t>
-          </m:r>
-          <m:r>
-            <m:t xml:space="preserve">]</m:t>
-          </m:r>
+          </m:func>
           <m:r>
             <m:t xml:space="preserve">=</m:t>
           </m:r>
@@ -1302,113 +1501,144 @@
             <m:t xml:space="preserve">4</m:t>
           </m:r>
           <m:r>
-            <m:t xml:space="preserve">[</m:t>
+            <m:t xml:space="preserve"> </m:t>
           </m:r>
-          <m:sSup>
+          <m:d>
+            <m:dPr>
+              <m:begChr m:val="["/>
+              <m:endChr m:val="]"/>
+            </m:dPr>
             <m:e>
               <m:sSup>
                 <m:e>
+                  <m:d>
+                    <m:dPr/>
+                    <m:e>
+                      <m:r>
+                        <m:t xml:space="preserve">k</m:t>
+                      </m:r>
+                      <m:r>
+                        <m:t xml:space="preserve">−</m:t>
+                      </m:r>
+                      <m:r>
+                        <m:t xml:space="preserve">q</m:t>
+                      </m:r>
+                    </m:e>
+                  </m:d>
+                </m:e>
+                <m:sup>
+                  <m:r>
+                    <m:t xml:space="preserve">μ</m:t>
+                  </m:r>
+                </m:sup>
+              </m:sSup>
+              <m:sSup>
+                <m:e>
+                  <m:r>
+                    <m:t xml:space="preserve">k</m:t>
+                  </m:r>
+                </m:e>
+                <m:sup>
+                  <m:r>
+                    <m:t xml:space="preserve">ν</m:t>
+                  </m:r>
+                </m:sup>
+              </m:sSup>
+              <m:r>
+                <m:t xml:space="preserve">+</m:t>
+              </m:r>
+              <m:sSup>
+                <m:e>
+                  <m:d>
+                    <m:dPr/>
+                    <m:e>
+                      <m:r>
+                        <m:t xml:space="preserve">k</m:t>
+                      </m:r>
+                      <m:r>
+                        <m:t xml:space="preserve">−</m:t>
+                      </m:r>
+                      <m:r>
+                        <m:t xml:space="preserve">q</m:t>
+                      </m:r>
+                    </m:e>
+                  </m:d>
+                </m:e>
+                <m:sup>
+                  <m:r>
+                    <m:t xml:space="preserve">ν</m:t>
+                  </m:r>
+                </m:sup>
+              </m:sSup>
+              <m:sSup>
+                <m:e>
+                  <m:r>
+                    <m:t xml:space="preserve">k</m:t>
+                  </m:r>
+                </m:e>
+                <m:sup>
+                  <m:r>
+                    <m:t xml:space="preserve">μ</m:t>
+                  </m:r>
+                </m:sup>
+              </m:sSup>
+              <m:r>
+                <m:t xml:space="preserve">−</m:t>
+              </m:r>
+              <m:sSup>
+                <m:e>
+                  <m:r>
+                    <m:t xml:space="preserve">g</m:t>
+                  </m:r>
+                </m:e>
+                <m:sup>
+                  <m:r>
+                    <m:t xml:space="preserve">μν</m:t>
+                  </m:r>
+                </m:sup>
+              </m:sSup>
+              <m:d>
+                <m:dPr/>
+                <m:e>
+                  <m:d>
+                    <m:dPr/>
+                    <m:e>
+                      <m:r>
+                        <m:t xml:space="preserve">k</m:t>
+                      </m:r>
+                      <m:r>
+                        <m:t xml:space="preserve">−</m:t>
+                      </m:r>
+                      <m:r>
+                        <m:t xml:space="preserve">q</m:t>
+                      </m:r>
+                    </m:e>
+                  </m:d>
+                  <m:r>
+                    <m:t xml:space="preserve">·</m:t>
+                  </m:r>
                   <m:r>
                     <m:t xml:space="preserve">k</m:t>
                   </m:r>
                   <m:r>
                     <m:t xml:space="preserve">−</m:t>
                   </m:r>
-                  <m:r>
-                    <m:t xml:space="preserve">q</m:t>
-                  </m:r>
+                  <m:sSup>
+                    <m:e>
+                      <m:r>
+                        <m:t xml:space="preserve">m</m:t>
+                      </m:r>
+                    </m:e>
+                    <m:sup>
+                      <m:r>
+                        <m:t xml:space="preserve">2</m:t>
+                      </m:r>
+                    </m:sup>
+                  </m:sSup>
                 </m:e>
-                <m:sup>
-                  <m:r>
-                    <m:t xml:space="preserve">μk</m:t>
-                  </m:r>
-                </m:sup>
-              </m:sSup>
+              </m:d>
             </m:e>
-            <m:sup>
-              <m:r>
-                <m:t xml:space="preserve">ν</m:t>
-              </m:r>
-            </m:sup>
-          </m:sSup>
-          <m:r>
-            <m:t xml:space="preserve">+</m:t>
-          </m:r>
-          <m:sSup>
-            <m:e>
-              <m:sSup>
-                <m:e>
-                  <m:r>
-                    <m:t xml:space="preserve">k</m:t>
-                  </m:r>
-                  <m:r>
-                    <m:t xml:space="preserve">−</m:t>
-                  </m:r>
-                  <m:r>
-                    <m:t xml:space="preserve">q</m:t>
-                  </m:r>
-                </m:e>
-                <m:sup>
-                  <m:r>
-                    <m:t xml:space="preserve">νk</m:t>
-                  </m:r>
-                </m:sup>
-              </m:sSup>
-            </m:e>
-            <m:sup>
-              <m:r>
-                <m:t xml:space="preserve">μ</m:t>
-              </m:r>
-            </m:sup>
-          </m:sSup>
-          <m:r>
-            <m:t xml:space="preserve">−</m:t>
-          </m:r>
-          <m:sSup>
-            <m:e>
-              <m:r>
-                <m:t xml:space="preserve">g</m:t>
-              </m:r>
-            </m:e>
-            <m:sup>
-              <m:r>
-                <m:t xml:space="preserve">μν</m:t>
-              </m:r>
-            </m:sup>
-          </m:sSup>
-          <m:r>
-            <m:t xml:space="preserve">k</m:t>
-          </m:r>
-          <m:r>
-            <m:t xml:space="preserve">−</m:t>
-          </m:r>
-          <m:r>
-            <m:t xml:space="preserve">q</m:t>
-          </m:r>
-          <m:r>
-            <m:t xml:space="preserve">·</m:t>
-          </m:r>
-          <m:r>
-            <m:t xml:space="preserve">k</m:t>
-          </m:r>
-          <m:r>
-            <m:t xml:space="preserve">−</m:t>
-          </m:r>
-          <m:sSup>
-            <m:e>
-              <m:r>
-                <m:t xml:space="preserve">m</m:t>
-              </m:r>
-            </m:e>
-            <m:sup>
-              <m:r>
-                <m:t xml:space="preserve">2</m:t>
-              </m:r>
-            </m:sup>
-          </m:sSup>
-          <m:r>
-            <m:t xml:space="preserve">]</m:t>
-          </m:r>
+          </m:d>
         </m:oMath>
       </m:oMathPara>
     </w:p>
@@ -1480,6 +1710,9 @@
           <m:r>
             <m:t xml:space="preserve">∫</m:t>
           </m:r>
+          <m:r>
+            <m:t xml:space="preserve"> </m:t>
+          </m:r>
           <m:sSup>
             <m:e>
               <m:r>
@@ -1492,6 +1725,9 @@
               </m:r>
             </m:sup>
           </m:sSup>
+          <m:r>
+            <m:t xml:space="preserve"> </m:t>
+          </m:r>
           <m:f>
             <m:num>
               <m:r>
@@ -1520,10 +1756,13 @@
             <m:t xml:space="preserve">∫</m:t>
           </m:r>
           <m:r>
+            <m:t xml:space="preserve"> </m:t>
+          </m:r>
+          <m:r>
             <m:t xml:space="preserve">k</m:t>
           </m:r>
           <m:r>
-            <m:t xml:space="preserve">,</m:t>
+            <m:t xml:space="preserve"> </m:t>
           </m:r>
           <m:r>
             <m:t xml:space="preserve">dk</m:t>
@@ -1590,6 +1829,9 @@
               </m:r>
             </m:sub>
           </m:sSub>
+          <m:r>
+            <m:t xml:space="preserve"> </m:t>
+          </m:r>
           <m:sSup>
             <m:e>
               <m:r>
@@ -1602,9 +1844,14 @@
               </m:r>
             </m:sup>
           </m:sSup>
-          <m:r>
-            <m:t xml:space="preserve">q</m:t>
-          </m:r>
+          <m:d>
+            <m:dPr/>
+            <m:e>
+              <m:r>
+                <m:t xml:space="preserve">q</m:t>
+              </m:r>
+            </m:e>
+          </m:d>
           <m:r>
             <m:t xml:space="preserve">=</m:t>
           </m:r>
